--- a/PTFM/[DRAFT] Guia para la elaboracion del PROYECTO de TF de Maestría v2024.docx
+++ b/PTFM/[DRAFT] Guia para la elaboracion del PROYECTO de TF de Maestría v2024.docx
@@ -2263,7 +2263,6 @@
           <w:sz w:val="52"/>
           <w:szCs w:val="52"/>
         </w:rPr>
-        <w:lastRenderedPageBreak/>
         <w:t>Universidad de Buenos Aires</w:t>
       </w:r>
     </w:p>
@@ -2502,6 +2501,7 @@
           <w:sz w:val="44"/>
           <w:szCs w:val="44"/>
         </w:rPr>
+        <w:lastRenderedPageBreak/>
         <w:t xml:space="preserve">Trabajo Final de </w:t>
       </w:r>
       <w:r>
@@ -2959,7 +2959,6 @@
           <w:sz w:val="28"/>
           <w:szCs w:val="28"/>
         </w:rPr>
-        <w:lastRenderedPageBreak/>
         <w:t>Resumen</w:t>
       </w:r>
       <w:r>
@@ -3129,7 +3128,14 @@
         <w:rPr>
           <w:rFonts w:ascii="Times New Roman" w:hAnsi="Times New Roman" w:cs="Times New Roman"/>
         </w:rPr>
-        <w:t>es relativamente nueva</w:t>
+        <w:t xml:space="preserve">es </w:t>
+      </w:r>
+      <w:r>
+        <w:rPr>
+          <w:rFonts w:ascii="Times New Roman" w:hAnsi="Times New Roman" w:cs="Times New Roman"/>
+        </w:rPr>
+        <w:lastRenderedPageBreak/>
+        <w:t>relativamente nueva</w:t>
       </w:r>
       <w:r>
         <w:rPr>
@@ -3398,14 +3404,7 @@
         <w:rPr>
           <w:rFonts w:ascii="Times New Roman" w:hAnsi="Times New Roman" w:cs="Times New Roman"/>
         </w:rPr>
-        <w:t xml:space="preserve">., regresión lineal) y se enfoca en la inferencia de parámetros. Por otro lado, la cultura </w:t>
-      </w:r>
-      <w:r>
-        <w:rPr>
-          <w:rFonts w:ascii="Times New Roman" w:hAnsi="Times New Roman" w:cs="Times New Roman"/>
-        </w:rPr>
-        <w:lastRenderedPageBreak/>
-        <w:t>del modelado algorítmico, base del Aprendizaje Automático (ML), trata el mecanismo generador de datos como desconocido y complejo, enfocándose casi exclusivamente en la precisión predictiva.</w:t>
+        <w:t>., regresión lineal) y se enfoca en la inferencia de parámetros. Por otro lado, la cultura del modelado algorítmico, base del Aprendizaje Automático (ML), trata el mecanismo generador de datos como desconocido y complejo, enfocándose casi exclusivamente en la precisión predictiva.</w:t>
       </w:r>
     </w:p>
     <w:p>
@@ -3485,7 +3484,14 @@
         <w:rPr>
           <w:rFonts w:ascii="Times New Roman" w:hAnsi="Times New Roman" w:cs="Times New Roman"/>
         </w:rPr>
-        <w:t xml:space="preserve"> pero pueden sufrir de sesgos severos por "mala especificación del modelo" al tener que asumir una forma funcional rígida (linealidad, </w:t>
+        <w:t xml:space="preserve"> pero pueden sufrir de sesgos severos por "mala especificación del modelo" al tener que asumir </w:t>
+      </w:r>
+      <w:r>
+        <w:rPr>
+          <w:rFonts w:ascii="Times New Roman" w:hAnsi="Times New Roman" w:cs="Times New Roman"/>
+        </w:rPr>
+        <w:lastRenderedPageBreak/>
+        <w:t xml:space="preserve">una forma funcional rígida (linealidad, </w:t>
       </w:r>
       <w:proofErr w:type="spellStart"/>
       <w:r>
@@ -3821,7 +3827,6 @@
         <w:rPr>
           <w:rFonts w:ascii="Times New Roman" w:hAnsi="Times New Roman" w:cs="Times New Roman"/>
         </w:rPr>
-        <w:lastRenderedPageBreak/>
         <w:t>En la práctica econométrica actual, el diseño de Diferencias en Diferencias (</w:t>
       </w:r>
       <w:proofErr w:type="spellStart"/>
@@ -3988,6 +3993,7 @@
         <w:rPr>
           <w:rFonts w:ascii="Times New Roman" w:hAnsi="Times New Roman" w:cs="Times New Roman"/>
         </w:rPr>
+        <w:lastRenderedPageBreak/>
         <w:t xml:space="preserve">Además del problema temporal, existe el problema de las covariables. TWFE asume típicamente que las covariables entran en el modelo de forma lineal y aditiva. Si la realidad es que las covariables interactúan entre sí de formas complejas o tienen efectos no lineales, TWFE estará mal especificado. Aquí es donde DML promete una mejora sustancial: al utilizar algoritmos de aprendizaje automático para aprender la forma </w:t>
       </w:r>
       <w:r>
@@ -4172,7 +4178,6 @@
           <w:sz w:val="28"/>
           <w:szCs w:val="28"/>
         </w:rPr>
-        <w:lastRenderedPageBreak/>
         <w:t>Objetivos</w:t>
       </w:r>
     </w:p>
@@ -4385,7 +4390,11 @@
       </w:r>
       <w:proofErr w:type="spellEnd"/>
       <w:r>
-        <w:t xml:space="preserve"> (DML), incluyendo conceptos clave como la ortogonalidad de </w:t>
+        <w:t xml:space="preserve"> (DML), incluyendo conceptos clave </w:t>
+      </w:r>
+      <w:r>
+        <w:lastRenderedPageBreak/>
+        <w:t xml:space="preserve">como la ortogonalidad de </w:t>
       </w:r>
       <w:proofErr w:type="spellStart"/>
       <w:r>
@@ -4625,7 +4634,6 @@
           <w:sz w:val="28"/>
           <w:szCs w:val="28"/>
         </w:rPr>
-        <w:lastRenderedPageBreak/>
         <w:t>Marco t</w:t>
       </w:r>
       <w:r>
@@ -4759,6 +4767,7 @@
         <w:jc w:val="both"/>
       </w:pPr>
       <w:r>
+        <w:lastRenderedPageBreak/>
         <w:t xml:space="preserve">En su forma más simple (2 periodos, 2 grupos), el estimador </w:t>
       </w:r>
       <w:proofErr w:type="spellStart"/>
@@ -5630,11 +5639,7 @@
         <w:t xml:space="preserve"> </w:t>
       </w:r>
       <w:r>
-        <w:t xml:space="preserve">En muchas aplicaciones modernas, el tratamiento no se implementa al mismo tiempo para todas las unidades, sino que se adopta </w:t>
-      </w:r>
-      <w:r>
-        <w:lastRenderedPageBreak/>
-        <w:t>de forma escalonada. Goodman-Bacon (2021) demostró que el estimador TWFE estándar en estos contextos es una media ponderada de todas las posibles comparaciones de 2x2. Problemáticamente, algunas de estas ponderaciones pueden ser negativas, especialmente cuando los efectos del tratamiento varían en el tiempo. Esto puede llevar a situaciones paradójicas donde el estimador TWFE tiene el signo opuesto al verdadero efecto promedio.</w:t>
+        <w:t>En muchas aplicaciones modernas, el tratamiento no se implementa al mismo tiempo para todas las unidades, sino que se adopta de forma escalonada. Goodman-Bacon (2021) demostró que el estimador TWFE estándar en estos contextos es una media ponderada de todas las posibles comparaciones de 2x2. Problemáticamente, algunas de estas ponderaciones pueden ser negativas, especialmente cuando los efectos del tratamiento varían en el tiempo. Esto puede llevar a situaciones paradójicas donde el estimador TWFE tiene el signo opuesto al verdadero efecto promedio.</w:t>
       </w:r>
       <w:r>
         <w:t xml:space="preserve"> </w:t>
@@ -5667,6 +5672,7 @@
         <w:jc w:val="both"/>
       </w:pPr>
       <w:r>
+        <w:lastRenderedPageBreak/>
         <w:t xml:space="preserve">La práctica estándar es incluir </w:t>
       </w:r>
       <m:oMath>
@@ -6535,7 +6541,6 @@
         <w:jc w:val="both"/>
       </w:pPr>
       <w:r>
-        <w:lastRenderedPageBreak/>
         <w:t xml:space="preserve">2.  Predecir </w:t>
       </w:r>
       <m:oMath>
@@ -7061,6 +7066,7 @@
         <w:jc w:val="both"/>
       </w:pPr>
       <w:r>
+        <w:lastRenderedPageBreak/>
         <w:t xml:space="preserve">2.  Para cada </w:t>
       </w:r>
       <w:proofErr w:type="spellStart"/>
@@ -7372,7 +7378,6 @@
         <w:jc w:val="both"/>
       </w:pPr>
       <w:r>
-        <w:lastRenderedPageBreak/>
         <w:t xml:space="preserve">Para evaluar la robustez de ambas metodologías, se han seleccionado dos casos empíricos con estructuras </w:t>
       </w:r>
       <w:r>
@@ -7400,6 +7405,7 @@
         <w:jc w:val="both"/>
       </w:pPr>
       <w:r>
+        <w:lastRenderedPageBreak/>
         <w:t>Por el contrario, el segundo caso aborda la evaluación de las leyes de defensa propia (</w:t>
       </w:r>
       <w:proofErr w:type="spellStart"/>
@@ -7673,7 +7679,6 @@
           <w:sz w:val="28"/>
           <w:szCs w:val="28"/>
         </w:rPr>
-        <w:lastRenderedPageBreak/>
         <w:t>Cronograma</w:t>
       </w:r>
     </w:p>
@@ -9287,6 +9292,7 @@
                 <w:sz w:val="18"/>
                 <w:szCs w:val="18"/>
               </w:rPr>
+              <w:lastRenderedPageBreak/>
               <w:t>Actividad n</w:t>
             </w:r>
           </w:p>
@@ -9694,15 +9700,7 @@
         <w:pStyle w:val="NormalWeb"/>
       </w:pPr>
       <w:r>
-        <w:t xml:space="preserve">Chernozhukov, V., </w:t>
-      </w:r>
-      <w:proofErr w:type="spellStart"/>
-      <w:r>
-        <w:t>Chetverikov</w:t>
-      </w:r>
-      <w:proofErr w:type="spellEnd"/>
-      <w:r>
-        <w:t>, D., Demirer, M., Duflo, E., Hansen, C., Newey, W., &amp; Robins, J. (2018). Double/debiased machine learning for treatment and structural parameters.</w:t>
+        <w:t>Chernozhukov, V., Chetverikov, D., Demirer, M., Duflo, E., Hansen, C., Newey, W., &amp; Robins, J. (2018). Double/debiased machine learning for treatment and structural parameters.</w:t>
       </w:r>
       <w:r>
         <w:rPr>
@@ -9852,7 +9850,6 @@
         <w:pStyle w:val="NormalWeb"/>
       </w:pPr>
       <w:r>
-        <w:lastRenderedPageBreak/>
         <w:t xml:space="preserve">Ke, G., Meng, Q., Finley, T., Wang, T., Chen, W., Ma, W., Ye, Q., &amp; Liu, T.-Y. (2017). </w:t>
       </w:r>
       <w:proofErr w:type="spellStart"/>
@@ -9945,6 +9942,7 @@
         <w:pStyle w:val="NormalWeb"/>
       </w:pPr>
       <w:r>
+        <w:lastRenderedPageBreak/>
         <w:t>Pritchett, L. (2024). “Rely (only) on the rigorous evidence” is bad advice.</w:t>
       </w:r>
       <w:r>
@@ -11343,6 +11341,7 @@
         <w:docPartUnique/>
       </w:docPartObj>
     </w:sdtPr>
+    <w:sdtEndPr/>
     <w:sdtContent>
       <w:p>
         <w:pPr>
@@ -15632,10 +15631,6 @@
 </file>
 
 <file path=customXml/item1.xml><?xml version="1.0" encoding="utf-8"?>
-<b:Sources xmlns:b="http://schemas.openxmlformats.org/officeDocument/2006/bibliography" xmlns="http://schemas.openxmlformats.org/officeDocument/2006/bibliography" SelectedStyle="\APA.XSL" StyleName="APA"/>
-</file>
-
-<file path=customXml/item2.xml><?xml version="1.0" encoding="utf-8"?>
 <ct:contentTypeSchema xmlns:ct="http://schemas.microsoft.com/office/2006/metadata/contentType" xmlns:ma="http://schemas.microsoft.com/office/2006/metadata/properties/metaAttributes" ct:_="" ma:_="" ma:contentTypeName="Documento" ma:contentTypeID="0x010100863014AD967BCC4FA96DE5E4C3FF1F8A" ma:contentTypeVersion="6" ma:contentTypeDescription="Crear nuevo documento." ma:contentTypeScope="" ma:versionID="870a8cadc88e14d0a2f7b6210744a61b">
   <xsd:schema xmlns:xsd="http://www.w3.org/2001/XMLSchema" xmlns:xs="http://www.w3.org/2001/XMLSchema" xmlns:p="http://schemas.microsoft.com/office/2006/metadata/properties" xmlns:ns2="eb823c50-a399-4f43-8d32-6061fcfe0d1d" targetNamespace="http://schemas.microsoft.com/office/2006/metadata/properties" ma:root="true" ma:fieldsID="56e458c0d65718c6cb38b3e4a8f0ad56" ns2:_="">
     <xsd:import namespace="eb823c50-a399-4f43-8d32-6061fcfe0d1d"/>
@@ -15791,7 +15786,20 @@
 </ct:contentTypeSchema>
 </file>
 
+<file path=customXml/item2.xml><?xml version="1.0" encoding="utf-8"?>
+<b:Sources xmlns:b="http://schemas.openxmlformats.org/officeDocument/2006/bibliography" xmlns="http://schemas.openxmlformats.org/officeDocument/2006/bibliography" SelectedStyle="\APA.XSL" StyleName="APA"/>
+</file>
+
 <file path=customXml/item3.xml><?xml version="1.0" encoding="utf-8"?>
+<p:properties xmlns:p="http://schemas.microsoft.com/office/2006/metadata/properties" xmlns:xsi="http://www.w3.org/2001/XMLSchema-instance" xmlns:pc="http://schemas.microsoft.com/office/infopath/2007/PartnerControls">
+  <documentManagement>
+    <Nro xmlns="eb823c50-a399-4f43-8d32-6061fcfe0d1d">0</Nro>
+    <Unidad xmlns="eb823c50-a399-4f43-8d32-6061fcfe0d1d" xsi:nil="true"/>
+  </documentManagement>
+</p:properties>
+</file>
+
+<file path=customXml/item4.xml><?xml version="1.0" encoding="utf-8"?>
 <?mso-contentType ?>
 <FormTemplates xmlns="http://schemas.microsoft.com/sharepoint/v3/contenttype/forms">
   <Display>DocumentLibraryForm</Display>
@@ -15800,24 +15808,7 @@
 </FormTemplates>
 </file>
 
-<file path=customXml/item4.xml><?xml version="1.0" encoding="utf-8"?>
-<p:properties xmlns:p="http://schemas.microsoft.com/office/2006/metadata/properties" xmlns:xsi="http://www.w3.org/2001/XMLSchema-instance" xmlns:pc="http://schemas.microsoft.com/office/infopath/2007/PartnerControls">
-  <documentManagement>
-    <Nro xmlns="eb823c50-a399-4f43-8d32-6061fcfe0d1d">0</Nro>
-    <Unidad xmlns="eb823c50-a399-4f43-8d32-6061fcfe0d1d" xsi:nil="true"/>
-  </documentManagement>
-</p:properties>
-</file>
-
 <file path=customXml/itemProps1.xml><?xml version="1.0" encoding="utf-8"?>
-<ds:datastoreItem xmlns:ds="http://schemas.openxmlformats.org/officeDocument/2006/customXml" ds:itemID="{AD0C408D-954B-4D3D-B5C7-9157CD8F4BFA}">
-  <ds:schemaRefs>
-    <ds:schemaRef ds:uri="http://schemas.openxmlformats.org/officeDocument/2006/bibliography"/>
-  </ds:schemaRefs>
-</ds:datastoreItem>
-</file>
-
-<file path=customXml/itemProps2.xml><?xml version="1.0" encoding="utf-8"?>
 <ds:datastoreItem xmlns:ds="http://schemas.openxmlformats.org/officeDocument/2006/customXml" ds:itemID="{7732A194-2AEA-4485-A5AD-402D95457F31}">
   <ds:schemaRefs>
     <ds:schemaRef ds:uri="http://schemas.microsoft.com/office/2006/metadata/contentType"/>
@@ -15835,15 +15826,15 @@
 </ds:datastoreItem>
 </file>
 
-<file path=customXml/itemProps3.xml><?xml version="1.0" encoding="utf-8"?>
-<ds:datastoreItem xmlns:ds="http://schemas.openxmlformats.org/officeDocument/2006/customXml" ds:itemID="{7FD3FC76-D98F-4D0D-9E6B-542DAEFFF269}">
+<file path=customXml/itemProps2.xml><?xml version="1.0" encoding="utf-8"?>
+<ds:datastoreItem xmlns:ds="http://schemas.openxmlformats.org/officeDocument/2006/customXml" ds:itemID="{AD0C408D-954B-4D3D-B5C7-9157CD8F4BFA}">
   <ds:schemaRefs>
-    <ds:schemaRef ds:uri="http://schemas.microsoft.com/sharepoint/v3/contenttype/forms"/>
+    <ds:schemaRef ds:uri="http://schemas.openxmlformats.org/officeDocument/2006/bibliography"/>
   </ds:schemaRefs>
 </ds:datastoreItem>
 </file>
 
-<file path=customXml/itemProps4.xml><?xml version="1.0" encoding="utf-8"?>
+<file path=customXml/itemProps3.xml><?xml version="1.0" encoding="utf-8"?>
 <ds:datastoreItem xmlns:ds="http://schemas.openxmlformats.org/officeDocument/2006/customXml" ds:itemID="{AF003053-7B88-4767-B000-E760E86B211A}">
   <ds:schemaRefs>
     <ds:schemaRef ds:uri="http://schemas.microsoft.com/office/2006/metadata/properties"/>
@@ -15851,4 +15842,12 @@
     <ds:schemaRef ds:uri="eb823c50-a399-4f43-8d32-6061fcfe0d1d"/>
   </ds:schemaRefs>
 </ds:datastoreItem>
+</file>
+
+<file path=customXml/itemProps4.xml><?xml version="1.0" encoding="utf-8"?>
+<ds:datastoreItem xmlns:ds="http://schemas.openxmlformats.org/officeDocument/2006/customXml" ds:itemID="{7FD3FC76-D98F-4D0D-9E6B-542DAEFFF269}">
+  <ds:schemaRefs>
+    <ds:schemaRef ds:uri="http://schemas.microsoft.com/sharepoint/v3/contenttype/forms"/>
+  </ds:schemaRefs>
+</ds:datastoreItem>
 </file>